--- a/materialien/00_Lehrerhinweise/KR_W1_Lehrerhinweise.docx
+++ b/materialien/00_Lehrerhinweise/KR_W1_Lehrerhinweise.docx
@@ -169,7 +169,7 @@
               <w:rPr>
                 <w:rFonts w:ascii="Georgia" w:hAnsi="Georgia" w:cs="Georgia" w:eastAsia="Georgia"/>
                 <w:b/>
-                <w:color w:val="1F4E8C"/>
+                <w:color w:val="14213D"/>
                 <w:sz w:val="34"/>
               </w:rPr>
               <w:t>Das Haus der Weisheit</w:t>
@@ -404,7 +404,7 @@
               <w:rPr>
                 <w:rFonts w:ascii="Georgia" w:hAnsi="Georgia" w:cs="Georgia" w:eastAsia="Georgia"/>
                 <w:b/>
-                <w:color w:val="1F4E8C"/>
+                <w:color w:val="14213D"/>
                 <w:spacing w:val="16"/>
                 <w:sz w:val="21"/>
               </w:rPr>
@@ -8914,7 +8914,7 @@
                 <w:color w:val="1B1B1F"/>
                 <w:sz w:val="17"/>
               </w:rPr>
-              <w:t>WUESTNIDABCFGHJKLMOPQRVXYZ</w:t>
+              <w:t>SEXTANBCDFGHIJKLMOPQRUVWYZ</w:t>
             </w:r>
             <w:r>
               <w:rPr>
@@ -8950,7 +8950,7 @@
                 <w:color w:val="1B1B1F"/>
                 <w:sz w:val="17"/>
               </w:rPr>
-              <w:t>CQMATM</w:t>
+              <w:t>GRODAO</w:t>
             </w:r>
           </w:p>
         </w:tc>
@@ -9993,7 +9993,7 @@
                 <w:color w:val="1B1B1F"/>
                 <w:sz w:val="17"/>
               </w:rPr>
-              <w:t>; b) (A) (</w:t>
+              <w:t xml:space="preserve">; b) (A) (Probe: </w:t>
             </w:r>
             <w:r>
               <w:rPr>
@@ -10003,7 +10003,7 @@
                 <w:color w:val="1B1B1F"/>
                 <w:sz w:val="17"/>
               </w:rPr>
-              <w:t>DEMEN</w:t>
+              <w:t>dinar</w:t>
             </w:r>
             <w:r>
               <w:rPr>
@@ -10013,7 +10013,7 @@
                 <w:color w:val="1B1B1F"/>
                 <w:sz w:val="17"/>
               </w:rPr>
-              <w:t xml:space="preserve"> mit t = 4 → </w:t>
+              <w:t xml:space="preserve"> mit t = 9 → wieder </w:t>
             </w:r>
             <w:r>
               <w:rPr>
@@ -10023,7 +10023,7 @@
                 <w:color w:val="1B1B1F"/>
                 <w:sz w:val="17"/>
               </w:rPr>
-              <w:t>basar</w:t>
+              <w:t>GBWJS</w:t>
             </w:r>
             <w:r>
               <w:rPr>

--- a/materialien/00_Lehrerhinweise/KR_W1_Lehrerhinweise.docx
+++ b/materialien/00_Lehrerhinweise/KR_W1_Lehrerhinweise.docx
@@ -8464,8 +8464,9 @@
       <w:tblGrid>
         <w:gridCol w:w="963"/>
         <w:gridCol w:w="850"/>
-        <w:gridCol w:w="4762"/>
+        <w:gridCol w:w="4025"/>
         <w:gridCol w:w="2948"/>
+        <w:gridCol w:w="737"/>
       </w:tblGrid>
       <w:tr>
         <w:trPr>
@@ -8528,7 +8529,7 @@
         </w:tc>
         <w:tc>
           <w:tcPr>
-            <w:tcW w:type="dxa" w:w="4762"/>
+            <w:tcW w:type="dxa" w:w="4025"/>
             <w:shd w:val="clear" w:color="auto" w:fill="F2EADB"/>
             <w:tcMar>
               <w:top w:w="40" w:type="dxa"/>
@@ -8577,6 +8578,33 @@
                 <w:sz w:val="17"/>
               </w:rPr>
               <w:t>Lösung</w:t>
+            </w:r>
+          </w:p>
+        </w:tc>
+        <w:tc>
+          <w:tcPr>
+            <w:tcW w:type="dxa" w:w="737"/>
+            <w:shd w:val="clear" w:color="auto" w:fill="F2EADB"/>
+            <w:tcMar>
+              <w:top w:w="40" w:type="dxa"/>
+              <w:start w:w="70" w:type="dxa"/>
+              <w:bottom w:w="40" w:type="dxa"/>
+              <w:end w:w="70" w:type="dxa"/>
+            </w:tcMar>
+          </w:tcPr>
+          <w:p>
+            <w:pPr>
+              <w:spacing w:before="0" w:after="0"/>
+            </w:pPr>
+            <w:r>
+              <w:rPr>
+                <w:rFonts w:ascii="Calibri" w:hAnsi="Calibri" w:cs="Calibri" w:eastAsia="Calibri"/>
+                <w:b/>
+                <w:i w:val="0"/>
+                <w:color w:val="1B1B1F"/>
+                <w:sz w:val="17"/>
+              </w:rPr>
+              <w:t>Fallen</w:t>
             </w:r>
           </w:p>
         </w:tc>
@@ -8638,7 +8666,7 @@
         </w:tc>
         <w:tc>
           <w:tcPr>
-            <w:tcW w:type="dxa" w:w="4762"/>
+            <w:tcW w:type="dxa" w:w="4025"/>
             <w:tcMar>
               <w:top w:w="30" w:type="dxa"/>
               <w:start w:w="70" w:type="dxa"/>
@@ -8715,6 +8743,32 @@
                 <w:sz w:val="17"/>
               </w:rPr>
               <w:t>)</w:t>
+            </w:r>
+          </w:p>
+        </w:tc>
+        <w:tc>
+          <w:tcPr>
+            <w:tcW w:type="dxa" w:w="737"/>
+            <w:tcMar>
+              <w:top w:w="30" w:type="dxa"/>
+              <w:start w:w="70" w:type="dxa"/>
+              <w:bottom w:w="30" w:type="dxa"/>
+              <w:end w:w="70" w:type="dxa"/>
+            </w:tcMar>
+          </w:tcPr>
+          <w:p>
+            <w:pPr>
+              <w:spacing w:before="0" w:after="0"/>
+            </w:pPr>
+            <w:r>
+              <w:rPr>
+                <w:rFonts w:ascii="Calibri" w:hAnsi="Calibri" w:cs="Calibri" w:eastAsia="Calibri"/>
+                <w:b w:val="0"/>
+                <w:i w:val="0"/>
+                <w:color w:val="1B1B1F"/>
+                <w:sz w:val="17"/>
+              </w:rPr>
+              <w:t>P4</w:t>
             </w:r>
           </w:p>
         </w:tc>
@@ -8776,7 +8830,7 @@
         </w:tc>
         <w:tc>
           <w:tcPr>
-            <w:tcW w:type="dxa" w:w="4762"/>
+            <w:tcW w:type="dxa" w:w="4025"/>
             <w:tcMar>
               <w:top w:w="30" w:type="dxa"/>
               <w:start w:w="70" w:type="dxa"/>
@@ -8823,6 +8877,32 @@
                 <w:sz w:val="17"/>
               </w:rPr>
               <w:t>(B)</w:t>
+            </w:r>
+          </w:p>
+        </w:tc>
+        <w:tc>
+          <w:tcPr>
+            <w:tcW w:type="dxa" w:w="737"/>
+            <w:tcMar>
+              <w:top w:w="30" w:type="dxa"/>
+              <w:start w:w="70" w:type="dxa"/>
+              <w:bottom w:w="30" w:type="dxa"/>
+              <w:end w:w="70" w:type="dxa"/>
+            </w:tcMar>
+          </w:tcPr>
+          <w:p>
+            <w:pPr>
+              <w:spacing w:before="0" w:after="0"/>
+            </w:pPr>
+            <w:r>
+              <w:rPr>
+                <w:rFonts w:ascii="Calibri" w:hAnsi="Calibri" w:cs="Calibri" w:eastAsia="Calibri"/>
+                <w:b w:val="0"/>
+                <w:i w:val="0"/>
+                <w:color w:val="1B1B1F"/>
+                <w:sz w:val="17"/>
+              </w:rPr>
+              <w:t>P6</w:t>
             </w:r>
           </w:p>
         </w:tc>
@@ -8884,7 +8964,7 @@
         </w:tc>
         <w:tc>
           <w:tcPr>
-            <w:tcW w:type="dxa" w:w="4762"/>
+            <w:tcW w:type="dxa" w:w="4025"/>
             <w:tcMar>
               <w:top w:w="30" w:type="dxa"/>
               <w:start w:w="70" w:type="dxa"/>
@@ -8951,6 +9031,32 @@
                 <w:sz w:val="17"/>
               </w:rPr>
               <w:t>GRODAO</w:t>
+            </w:r>
+          </w:p>
+        </w:tc>
+        <w:tc>
+          <w:tcPr>
+            <w:tcW w:type="dxa" w:w="737"/>
+            <w:tcMar>
+              <w:top w:w="30" w:type="dxa"/>
+              <w:start w:w="70" w:type="dxa"/>
+              <w:bottom w:w="30" w:type="dxa"/>
+              <w:end w:w="70" w:type="dxa"/>
+            </w:tcMar>
+          </w:tcPr>
+          <w:p>
+            <w:pPr>
+              <w:spacing w:before="0" w:after="0"/>
+            </w:pPr>
+            <w:r>
+              <w:rPr>
+                <w:rFonts w:ascii="Calibri" w:hAnsi="Calibri" w:cs="Calibri" w:eastAsia="Calibri"/>
+                <w:b w:val="0"/>
+                <w:i w:val="0"/>
+                <w:color w:val="1B1B1F"/>
+                <w:sz w:val="17"/>
+              </w:rPr>
+              <w:t>P3</w:t>
             </w:r>
           </w:p>
         </w:tc>
@@ -9012,7 +9118,7 @@
         </w:tc>
         <w:tc>
           <w:tcPr>
-            <w:tcW w:type="dxa" w:w="4762"/>
+            <w:tcW w:type="dxa" w:w="4025"/>
             <w:tcMar>
               <w:top w:w="30" w:type="dxa"/>
               <w:start w:w="70" w:type="dxa"/>
@@ -9070,6 +9176,32 @@
                 <w:sz w:val="17"/>
               </w:rPr>
               <w:t>(D)</w:t>
+            </w:r>
+          </w:p>
+        </w:tc>
+        <w:tc>
+          <w:tcPr>
+            <w:tcW w:type="dxa" w:w="737"/>
+            <w:tcMar>
+              <w:top w:w="30" w:type="dxa"/>
+              <w:start w:w="70" w:type="dxa"/>
+              <w:bottom w:w="30" w:type="dxa"/>
+              <w:end w:w="70" w:type="dxa"/>
+            </w:tcMar>
+          </w:tcPr>
+          <w:p>
+            <w:pPr>
+              <w:spacing w:before="0" w:after="0"/>
+            </w:pPr>
+            <w:r>
+              <w:rPr>
+                <w:rFonts w:ascii="Calibri" w:hAnsi="Calibri" w:cs="Calibri" w:eastAsia="Calibri"/>
+                <w:b w:val="0"/>
+                <w:i w:val="0"/>
+                <w:color w:val="1B1B1F"/>
+                <w:sz w:val="17"/>
+              </w:rPr>
+              <w:t>P7</w:t>
             </w:r>
           </w:p>
         </w:tc>
@@ -9131,7 +9263,7 @@
         </w:tc>
         <w:tc>
           <w:tcPr>
-            <w:tcW w:type="dxa" w:w="4762"/>
+            <w:tcW w:type="dxa" w:w="4025"/>
             <w:tcMar>
               <w:top w:w="30" w:type="dxa"/>
               <w:start w:w="70" w:type="dxa"/>
@@ -9178,6 +9310,32 @@
                 <w:sz w:val="17"/>
               </w:rPr>
               <w:t>(B)</w:t>
+            </w:r>
+          </w:p>
+        </w:tc>
+        <w:tc>
+          <w:tcPr>
+            <w:tcW w:type="dxa" w:w="737"/>
+            <w:tcMar>
+              <w:top w:w="30" w:type="dxa"/>
+              <w:start w:w="70" w:type="dxa"/>
+              <w:bottom w:w="30" w:type="dxa"/>
+              <w:end w:w="70" w:type="dxa"/>
+            </w:tcMar>
+          </w:tcPr>
+          <w:p>
+            <w:pPr>
+              <w:spacing w:before="0" w:after="0"/>
+            </w:pPr>
+            <w:r>
+              <w:rPr>
+                <w:rFonts w:ascii="Calibri" w:hAnsi="Calibri" w:cs="Calibri" w:eastAsia="Calibri"/>
+                <w:b w:val="0"/>
+                <w:i w:val="0"/>
+                <w:color w:val="1B1B1F"/>
+                <w:sz w:val="17"/>
+              </w:rPr>
+              <w:t>P5</w:t>
             </w:r>
           </w:p>
         </w:tc>
@@ -9239,7 +9397,7 @@
         </w:tc>
         <w:tc>
           <w:tcPr>
-            <w:tcW w:type="dxa" w:w="4762"/>
+            <w:tcW w:type="dxa" w:w="4025"/>
             <w:tcMar>
               <w:top w:w="30" w:type="dxa"/>
               <w:start w:w="70" w:type="dxa"/>
@@ -9286,6 +9444,32 @@
                 <w:sz w:val="17"/>
               </w:rPr>
               <w:t>UGLIJC</w:t>
+            </w:r>
+          </w:p>
+        </w:tc>
+        <w:tc>
+          <w:tcPr>
+            <w:tcW w:type="dxa" w:w="737"/>
+            <w:tcMar>
+              <w:top w:w="30" w:type="dxa"/>
+              <w:start w:w="70" w:type="dxa"/>
+              <w:bottom w:w="30" w:type="dxa"/>
+              <w:end w:w="70" w:type="dxa"/>
+            </w:tcMar>
+          </w:tcPr>
+          <w:p>
+            <w:pPr>
+              <w:spacing w:before="0" w:after="0"/>
+            </w:pPr>
+            <w:r>
+              <w:rPr>
+                <w:rFonts w:ascii="Calibri" w:hAnsi="Calibri" w:cs="Calibri" w:eastAsia="Calibri"/>
+                <w:b w:val="0"/>
+                <w:i w:val="0"/>
+                <w:color w:val="1B1B1F"/>
+                <w:sz w:val="17"/>
+              </w:rPr>
+              <w:t>P1</w:t>
             </w:r>
           </w:p>
         </w:tc>
@@ -9347,7 +9531,7 @@
         </w:tc>
         <w:tc>
           <w:tcPr>
-            <w:tcW w:type="dxa" w:w="4762"/>
+            <w:tcW w:type="dxa" w:w="4025"/>
             <w:tcMar>
               <w:top w:w="30" w:type="dxa"/>
               <w:start w:w="70" w:type="dxa"/>
@@ -9394,6 +9578,32 @@
                 <w:sz w:val="17"/>
               </w:rPr>
               <w:t>15 (7 · 15 = 105 = 4 · 26 + 1)</w:t>
+            </w:r>
+          </w:p>
+        </w:tc>
+        <w:tc>
+          <w:tcPr>
+            <w:tcW w:type="dxa" w:w="737"/>
+            <w:tcMar>
+              <w:top w:w="30" w:type="dxa"/>
+              <w:start w:w="70" w:type="dxa"/>
+              <w:bottom w:w="30" w:type="dxa"/>
+              <w:end w:w="70" w:type="dxa"/>
+            </w:tcMar>
+          </w:tcPr>
+          <w:p>
+            <w:pPr>
+              <w:spacing w:before="0" w:after="0"/>
+            </w:pPr>
+            <w:r>
+              <w:rPr>
+                <w:rFonts w:ascii="Calibri" w:hAnsi="Calibri" w:cs="Calibri" w:eastAsia="Calibri"/>
+                <w:b w:val="0"/>
+                <w:i w:val="0"/>
+                <w:color w:val="1B1B1F"/>
+                <w:sz w:val="17"/>
+              </w:rPr>
+              <w:t>P2</w:t>
             </w:r>
           </w:p>
         </w:tc>
@@ -9455,7 +9665,7 @@
         </w:tc>
         <w:tc>
           <w:tcPr>
-            <w:tcW w:type="dxa" w:w="4762"/>
+            <w:tcW w:type="dxa" w:w="4025"/>
             <w:tcMar>
               <w:top w:w="30" w:type="dxa"/>
               <w:start w:w="70" w:type="dxa"/>
@@ -9502,6 +9712,32 @@
                 <w:sz w:val="17"/>
               </w:rPr>
               <w:t>(2), (4), (6)</w:t>
+            </w:r>
+          </w:p>
+        </w:tc>
+        <w:tc>
+          <w:tcPr>
+            <w:tcW w:type="dxa" w:w="737"/>
+            <w:tcMar>
+              <w:top w:w="30" w:type="dxa"/>
+              <w:start w:w="70" w:type="dxa"/>
+              <w:bottom w:w="30" w:type="dxa"/>
+              <w:end w:w="70" w:type="dxa"/>
+            </w:tcMar>
+          </w:tcPr>
+          <w:p>
+            <w:pPr>
+              <w:spacing w:before="0" w:after="0"/>
+            </w:pPr>
+            <w:r>
+              <w:rPr>
+                <w:rFonts w:ascii="Calibri" w:hAnsi="Calibri" w:cs="Calibri" w:eastAsia="Calibri"/>
+                <w:b w:val="0"/>
+                <w:i w:val="0"/>
+                <w:color w:val="1B1B1F"/>
+                <w:sz w:val="17"/>
+              </w:rPr>
+              <w:t>P7</w:t>
             </w:r>
           </w:p>
         </w:tc>
@@ -9563,7 +9799,7 @@
         </w:tc>
         <w:tc>
           <w:tcPr>
-            <w:tcW w:type="dxa" w:w="4762"/>
+            <w:tcW w:type="dxa" w:w="4025"/>
             <w:tcMar>
               <w:top w:w="30" w:type="dxa"/>
               <w:start w:w="70" w:type="dxa"/>
@@ -9630,6 +9866,32 @@
                 <w:sz w:val="17"/>
               </w:rPr>
               <w:t>wesir</w:t>
+            </w:r>
+          </w:p>
+        </w:tc>
+        <w:tc>
+          <w:tcPr>
+            <w:tcW w:type="dxa" w:w="737"/>
+            <w:tcMar>
+              <w:top w:w="30" w:type="dxa"/>
+              <w:start w:w="70" w:type="dxa"/>
+              <w:bottom w:w="30" w:type="dxa"/>
+              <w:end w:w="70" w:type="dxa"/>
+            </w:tcMar>
+          </w:tcPr>
+          <w:p>
+            <w:pPr>
+              <w:spacing w:before="0" w:after="0"/>
+            </w:pPr>
+            <w:r>
+              <w:rPr>
+                <w:rFonts w:ascii="Calibri" w:hAnsi="Calibri" w:cs="Calibri" w:eastAsia="Calibri"/>
+                <w:b w:val="0"/>
+                <w:i w:val="0"/>
+                <w:color w:val="1B1B1F"/>
+                <w:sz w:val="17"/>
+              </w:rPr>
+              <w:t>P3</w:t>
             </w:r>
           </w:p>
         </w:tc>
@@ -9691,7 +9953,7 @@
         </w:tc>
         <w:tc>
           <w:tcPr>
-            <w:tcW w:type="dxa" w:w="4762"/>
+            <w:tcW w:type="dxa" w:w="4025"/>
             <w:tcMar>
               <w:top w:w="30" w:type="dxa"/>
               <w:start w:w="70" w:type="dxa"/>
@@ -9738,6 +10000,32 @@
                 <w:sz w:val="17"/>
               </w:rPr>
               <w:t>k = 6 (e = 5 → K = 11)</w:t>
+            </w:r>
+          </w:p>
+        </w:tc>
+        <w:tc>
+          <w:tcPr>
+            <w:tcW w:type="dxa" w:w="737"/>
+            <w:tcMar>
+              <w:top w:w="30" w:type="dxa"/>
+              <w:start w:w="70" w:type="dxa"/>
+              <w:bottom w:w="30" w:type="dxa"/>
+              <w:end w:w="70" w:type="dxa"/>
+            </w:tcMar>
+          </w:tcPr>
+          <w:p>
+            <w:pPr>
+              <w:spacing w:before="0" w:after="0"/>
+            </w:pPr>
+            <w:r>
+              <w:rPr>
+                <w:rFonts w:ascii="Calibri" w:hAnsi="Calibri" w:cs="Calibri" w:eastAsia="Calibri"/>
+                <w:b w:val="0"/>
+                <w:i w:val="0"/>
+                <w:color w:val="1B1B1F"/>
+                <w:sz w:val="17"/>
+              </w:rPr>
+              <w:t>P6</w:t>
             </w:r>
           </w:p>
         </w:tc>
@@ -9799,7 +10087,7 @@
         </w:tc>
         <w:tc>
           <w:tcPr>
-            <w:tcW w:type="dxa" w:w="4762"/>
+            <w:tcW w:type="dxa" w:w="4025"/>
             <w:tcMar>
               <w:top w:w="30" w:type="dxa"/>
               <w:start w:w="70" w:type="dxa"/>
@@ -9846,6 +10134,32 @@
                 <w:sz w:val="17"/>
               </w:rPr>
               <w:t>DEMEN</w:t>
+            </w:r>
+          </w:p>
+        </w:tc>
+        <w:tc>
+          <w:tcPr>
+            <w:tcW w:type="dxa" w:w="737"/>
+            <w:tcMar>
+              <w:top w:w="30" w:type="dxa"/>
+              <w:start w:w="70" w:type="dxa"/>
+              <w:bottom w:w="30" w:type="dxa"/>
+              <w:end w:w="70" w:type="dxa"/>
+            </w:tcMar>
+          </w:tcPr>
+          <w:p>
+            <w:pPr>
+              <w:spacing w:before="0" w:after="0"/>
+            </w:pPr>
+            <w:r>
+              <w:rPr>
+                <w:rFonts w:ascii="Calibri" w:hAnsi="Calibri" w:cs="Calibri" w:eastAsia="Calibri"/>
+                <w:b w:val="0"/>
+                <w:i w:val="0"/>
+                <w:color w:val="1B1B1F"/>
+                <w:sz w:val="17"/>
+              </w:rPr>
+              <w:t>P2</w:t>
             </w:r>
           </w:p>
         </w:tc>
@@ -9907,7 +10221,7 @@
         </w:tc>
         <w:tc>
           <w:tcPr>
-            <w:tcW w:type="dxa" w:w="4762"/>
+            <w:tcW w:type="dxa" w:w="4025"/>
             <w:tcMar>
               <w:top w:w="30" w:type="dxa"/>
               <w:start w:w="70" w:type="dxa"/>
@@ -10034,6 +10348,32 @@
                 <w:sz w:val="17"/>
               </w:rPr>
               <w:t>)</w:t>
+            </w:r>
+          </w:p>
+        </w:tc>
+        <w:tc>
+          <w:tcPr>
+            <w:tcW w:type="dxa" w:w="737"/>
+            <w:tcMar>
+              <w:top w:w="30" w:type="dxa"/>
+              <w:start w:w="70" w:type="dxa"/>
+              <w:bottom w:w="30" w:type="dxa"/>
+              <w:end w:w="70" w:type="dxa"/>
+            </w:tcMar>
+          </w:tcPr>
+          <w:p>
+            <w:pPr>
+              <w:spacing w:before="0" w:after="0"/>
+            </w:pPr>
+            <w:r>
+              <w:rPr>
+                <w:rFonts w:ascii="Calibri" w:hAnsi="Calibri" w:cs="Calibri" w:eastAsia="Calibri"/>
+                <w:b w:val="0"/>
+                <w:i w:val="0"/>
+                <w:color w:val="1B1B1F"/>
+                <w:sz w:val="17"/>
+              </w:rPr>
+              <w:t>P8</w:t>
             </w:r>
           </w:p>
         </w:tc>
@@ -10095,7 +10435,7 @@
         </w:tc>
         <w:tc>
           <w:tcPr>
-            <w:tcW w:type="dxa" w:w="4762"/>
+            <w:tcW w:type="dxa" w:w="4025"/>
             <w:tcMar>
               <w:top w:w="30" w:type="dxa"/>
               <w:start w:w="70" w:type="dxa"/>
@@ -10142,6 +10482,32 @@
                 <w:sz w:val="17"/>
               </w:rPr>
               <w:t>(A) – c = (25 · p + t) mod 26, da −1 ≡ 25</w:t>
+            </w:r>
+          </w:p>
+        </w:tc>
+        <w:tc>
+          <w:tcPr>
+            <w:tcW w:type="dxa" w:w="737"/>
+            <w:tcMar>
+              <w:top w:w="30" w:type="dxa"/>
+              <w:start w:w="70" w:type="dxa"/>
+              <w:bottom w:w="30" w:type="dxa"/>
+              <w:end w:w="70" w:type="dxa"/>
+            </w:tcMar>
+          </w:tcPr>
+          <w:p>
+            <w:pPr>
+              <w:spacing w:before="0" w:after="0"/>
+            </w:pPr>
+            <w:r>
+              <w:rPr>
+                <w:rFonts w:ascii="Calibri" w:hAnsi="Calibri" w:cs="Calibri" w:eastAsia="Calibri"/>
+                <w:b w:val="0"/>
+                <w:i w:val="0"/>
+                <w:color w:val="1B1B1F"/>
+                <w:sz w:val="17"/>
+              </w:rPr>
+              <w:t>P5</w:t>
             </w:r>
           </w:p>
         </w:tc>
@@ -10203,7 +10569,7 @@
         </w:tc>
         <w:tc>
           <w:tcPr>
-            <w:tcW w:type="dxa" w:w="4762"/>
+            <w:tcW w:type="dxa" w:w="4025"/>
             <w:tcMar>
               <w:top w:w="30" w:type="dxa"/>
               <w:start w:w="70" w:type="dxa"/>
@@ -10250,6 +10616,32 @@
                 <w:sz w:val="17"/>
               </w:rPr>
               <w:t>(B)</w:t>
+            </w:r>
+          </w:p>
+        </w:tc>
+        <w:tc>
+          <w:tcPr>
+            <w:tcW w:type="dxa" w:w="737"/>
+            <w:tcMar>
+              <w:top w:w="30" w:type="dxa"/>
+              <w:start w:w="70" w:type="dxa"/>
+              <w:bottom w:w="30" w:type="dxa"/>
+              <w:end w:w="70" w:type="dxa"/>
+            </w:tcMar>
+          </w:tcPr>
+          <w:p>
+            <w:pPr>
+              <w:spacing w:before="0" w:after="0"/>
+            </w:pPr>
+            <w:r>
+              <w:rPr>
+                <w:rFonts w:ascii="Calibri" w:hAnsi="Calibri" w:cs="Calibri" w:eastAsia="Calibri"/>
+                <w:b w:val="0"/>
+                <w:i w:val="0"/>
+                <w:color w:val="1B1B1F"/>
+                <w:sz w:val="17"/>
+              </w:rPr>
+              <w:t>P8</w:t>
             </w:r>
           </w:p>
         </w:tc>
@@ -10311,7 +10703,7 @@
         </w:tc>
         <w:tc>
           <w:tcPr>
-            <w:tcW w:type="dxa" w:w="4762"/>
+            <w:tcW w:type="dxa" w:w="4025"/>
             <w:tcMar>
               <w:top w:w="30" w:type="dxa"/>
               <w:start w:w="70" w:type="dxa"/>
@@ -10379,6 +10771,32 @@
                 <w:sz w:val="17"/>
               </w:rPr>
               <w:t>(m, t) = (7, 11) (9m ≡ 11 → m = 33 mod 26 = 7; t = 13 − 28 = −15 ≡ 11)</w:t>
+            </w:r>
+          </w:p>
+        </w:tc>
+        <w:tc>
+          <w:tcPr>
+            <w:tcW w:type="dxa" w:w="737"/>
+            <w:tcMar>
+              <w:top w:w="30" w:type="dxa"/>
+              <w:start w:w="70" w:type="dxa"/>
+              <w:bottom w:w="30" w:type="dxa"/>
+              <w:end w:w="70" w:type="dxa"/>
+            </w:tcMar>
+          </w:tcPr>
+          <w:p>
+            <w:pPr>
+              <w:spacing w:before="0" w:after="0"/>
+            </w:pPr>
+            <w:r>
+              <w:rPr>
+                <w:rFonts w:ascii="Calibri" w:hAnsi="Calibri" w:cs="Calibri" w:eastAsia="Calibri"/>
+                <w:b w:val="0"/>
+                <w:i w:val="0"/>
+                <w:color w:val="1B1B1F"/>
+                <w:sz w:val="17"/>
+              </w:rPr>
+              <w:t>P3</w:t>
             </w:r>
           </w:p>
         </w:tc>
@@ -10629,7 +11047,7 @@
                 <w:color w:val="1B1B1F"/>
                 <w:sz w:val="17"/>
               </w:rPr>
-              <w:t xml:space="preserve"> (40 Wörter, 4–12 Buchstaben, z. B. minarett, dattelpalme, karawanserei, tigris)</w:t>
+              <w:t xml:space="preserve"> (40 Wörter, 4–12 Buchstaben, z. B. dattelpalme, euphrat, astrolab, zimtstange)</w:t>
             </w:r>
           </w:p>
         </w:tc>
@@ -10777,7 +11195,7 @@
                 <w:color w:val="1B1B1F"/>
                 <w:sz w:val="17"/>
               </w:rPr>
-              <w:t xml:space="preserve"> (60 Wörter)</w:t>
+              <w:t xml:space="preserve"> (70 Wörter)</w:t>
             </w:r>
           </w:p>
         </w:tc>

--- a/materialien/00_Lehrerhinweise/KR_W1_Lehrerhinweise.docx
+++ b/materialien/00_Lehrerhinweise/KR_W1_Lehrerhinweise.docx
@@ -9551,7 +9551,7 @@
                 <w:color w:val="1B1B1F"/>
                 <w:sz w:val="17"/>
               </w:rPr>
-              <w:t>Inverser Schlüssel zu m = 7 modulo 26.</w:t>
+              <w:t>Inverser Schlüssel zu m = 23 modulo 26.</w:t>
             </w:r>
           </w:p>
         </w:tc>
@@ -9577,7 +9577,7 @@
                 <w:color w:val="1B1B1F"/>
                 <w:sz w:val="17"/>
               </w:rPr>
-              <w:t>15 (7 · 15 = 105 = 4 · 26 + 1)</w:t>
+              <w:t>17 (23 · 17 = 391 = 15 · 26 + 1)</w:t>
             </w:r>
           </w:p>
         </w:tc>
@@ -9829,7 +9829,7 @@
                 <w:color w:val="1B1B1F"/>
                 <w:sz w:val="17"/>
               </w:rPr>
-              <w:t>LVTNI</w:t>
+              <w:t>CDIGV</w:t>
             </w:r>
             <w:r>
               <w:rPr>
@@ -9865,7 +9865,7 @@
                 <w:color w:val="1B1B1F"/>
                 <w:sz w:val="17"/>
               </w:rPr>
-              <w:t>wesir</w:t>
+              <w:t>harfe</w:t>
             </w:r>
           </w:p>
         </w:tc>

--- a/materialien/00_Lehrerhinweise/KR_W1_Lehrerhinweise.docx
+++ b/materialien/00_Lehrerhinweise/KR_W1_Lehrerhinweise.docx
@@ -6808,6 +6808,71 @@
         </w:rPr>
       </w:pPr>
       <w:r/>
+    </w:p>
+    <w:p>
+      <w:pPr>
+        <w:spacing w:before="0" w:after="80"/>
+      </w:pPr>
+      <w:r>
+        <w:rPr>
+          <w:rFonts w:ascii="Calibri" w:hAnsi="Calibri" w:cs="Calibri" w:eastAsia="Calibri"/>
+          <w:b/>
+          <w:i w:val="0"/>
+          <w:color w:val="1B1B1F"/>
+          <w:sz w:val="22"/>
+        </w:rPr>
+        <w:t>Werkzeuge in den Aufgaben (Version 1.2.0):</w:t>
+      </w:r>
+      <w:r>
+        <w:rPr>
+          <w:rFonts w:ascii="Calibri" w:hAnsi="Calibri" w:cs="Calibri" w:eastAsia="Calibri"/>
+          <w:b w:val="0"/>
+          <w:i w:val="0"/>
+          <w:color w:val="1B1B1F"/>
+          <w:sz w:val="22"/>
+        </w:rPr>
+        <w:t xml:space="preserve"> In 2 Aufgaben dieser Welt klappt das passende Werkzeug direkt in der Aufgabe auf (Panel; ab 1100 px Bildschirmbreite als Seitenleiste neben dem Antwortfeld, sonst unter der Aufgabe; „Im Labor öffnen“ als Zweitlink; im Boss nie). Archivfund: Substitutions-Werkbank frei (A-01) · 1.1: Substitutions-Werkbank frei (L1-07). </w:t>
+      </w:r>
+      <w:r>
+        <w:rPr>
+          <w:rFonts w:ascii="Calibri" w:hAnsi="Calibri" w:cs="Calibri" w:eastAsia="Calibri"/>
+          <w:b/>
+          <w:i w:val="0"/>
+          <w:color w:val="1B1B1F"/>
+          <w:sz w:val="22"/>
+        </w:rPr>
+        <w:t>Geführt</w:t>
+      </w:r>
+      <w:r>
+        <w:rPr>
+          <w:rFonts w:ascii="Calibri" w:hAnsi="Calibri" w:cs="Calibri" w:eastAsia="Calibri"/>
+          <w:b w:val="0"/>
+          <w:i w:val="0"/>
+          <w:color w:val="1B1B1F"/>
+          <w:sz w:val="22"/>
+        </w:rPr>
+        <w:t xml:space="preserve"> heißt: Das Werkzeug zeigt die Werte der Aufgabe und markiert nur den aktuellen Schritt; die Lernenden lesen bzw. rechnen jeden Schritt selbst und tragen ihn ein. Rückmeldung (✓/✗ je Schritt) gibt es erst, wenn die Aufgabe gelöst oder die Lösung angesehen ist – vorher bewertet das Werkzeug nichts. </w:t>
+      </w:r>
+      <w:r>
+        <w:rPr>
+          <w:rFonts w:ascii="Calibri" w:hAnsi="Calibri" w:cs="Calibri" w:eastAsia="Calibri"/>
+          <w:b/>
+          <w:i w:val="0"/>
+          <w:color w:val="1B1B1F"/>
+          <w:sz w:val="22"/>
+        </w:rPr>
+        <w:t>Frei</w:t>
+      </w:r>
+      <w:r>
+        <w:rPr>
+          <w:rFonts w:ascii="Calibri" w:hAnsi="Calibri" w:cs="Calibri" w:eastAsia="Calibri"/>
+          <w:b w:val="0"/>
+          <w:i w:val="0"/>
+          <w:color w:val="1B1B1F"/>
+          <w:sz w:val="22"/>
+        </w:rPr>
+        <w:t xml:space="preserve"> heißt: Ausprobieren mit eigenen Werten. Auch im freien Labor und auf den Level-Karten („Hier ausprobieren“) wechselt ein Werkzeug bei Werten aus Aufgaben, Akten, Bossen oder Warm-up in den geführten Modus. In der Lehrkraft-Vorschau sind die richtigen Schritte sofort sichtbar.</w:t>
+      </w:r>
     </w:p>
     <w:p>
       <w:pPr>

--- a/materialien/00_Lehrerhinweise/KR_W1_Lehrerhinweise.docx
+++ b/materialien/00_Lehrerhinweise/KR_W1_Lehrerhinweise.docx
@@ -6821,7 +6821,7 @@
           <w:color w:val="1B1B1F"/>
           <w:sz w:val="22"/>
         </w:rPr>
-        <w:t>Werkzeuge in den Aufgaben (Version 1.2.0):</w:t>
+        <w:t>Werkzeuge in den Aufgaben (Version 1.2.0, ergänzt 1.3.1):</w:t>
       </w:r>
       <w:r>
         <w:rPr>
@@ -6831,7 +6831,7 @@
           <w:color w:val="1B1B1F"/>
           <w:sz w:val="22"/>
         </w:rPr>
-        <w:t xml:space="preserve"> In 2 Aufgaben dieser Welt klappt das passende Werkzeug direkt in der Aufgabe auf (Panel; ab 1100 px Bildschirmbreite als Seitenleiste neben dem Antwortfeld, sonst unter der Aufgabe; „Im Labor öffnen“ als Zweitlink; im Boss nie). Archivfund: Substitutions-Werkbank frei (A-01) · 1.1: Substitutions-Werkbank frei (L1-07). </w:t>
+        <w:t xml:space="preserve"> In 6 Aufgaben dieser Welt klappt das passende Werkzeug direkt in der Aufgabe auf (Panel; ab 1100 px Bildschirmbreite als Seitenleiste neben dem Antwortfeld, sonst unter der Aufgabe; „Im Labor öffnen“ als Zweitlink; im Boss nie). Archivfund: Substitutions-Werkbank frei (A-01) · 1.1: Chiffrierscheibe · Alphabet-Leiste geführt (L1-02, L1-03: Klartextalphabet über dem Geheimtextalphabet), Substitutions-Werkbank frei (L1-07) · 1.2: Alphabet-Leiste als Rechenstreifen geführt (L2-01, L2-04: Zahl, Rechnung, mod 26, Buchstabe – jeden Zwischenwert rechnen die Lernenden selbst). </w:t>
       </w:r>
       <w:r>
         <w:rPr>
